--- a/phy_exp.docx
+++ b/phy_exp.docx
@@ -5031,8 +5031,38 @@
                 <w:highlight w:val="none"/>
               </w:rPr>
               <m:rPr/>
-              <m:t>470</m:t>
+              <m:t>470*</m:t>
             </m:r>
+            <m:sSup>
+              <m:sSupPr>
+                <m:ctrlPr>
+                  <w:rPr>
+                    <w:rFonts w:ascii="Cambria Math" w:hAnsi="Cambria Math" w:eastAsia="Cambria Math" w:cs="Cambria Math"/>
+                    <w:highlight w:val="none"/>
+                  </w:rPr>
+                </m:ctrlPr>
+              </m:sSupPr>
+              <m:e>
+                <m:r>
+                  <w:rPr>
+                    <w:rFonts w:hint="default" w:ascii="Cambria Math" w:hAnsi="Cambria Math" w:eastAsia="Cambria Math" w:cs="Cambria Math"/>
+                    <w:highlight w:val="none"/>
+                  </w:rPr>
+                  <m:rPr/>
+                  <m:t>10</m:t>
+                </m:r>
+              </m:e>
+              <m:sup>
+                <m:r>
+                  <w:rPr>
+                    <w:rFonts w:hint="default" w:ascii="Cambria Math" w:hAnsi="Cambria Math" w:eastAsia="Cambria Math" w:cs="Cambria Math"/>
+                    <w:highlight w:val="none"/>
+                  </w:rPr>
+                  <m:rPr/>
+                  <m:t>6</m:t>
+                </m:r>
+              </m:sup>
+            </m:sSup>
           </m:den>
         </m:f>
         <m:r>
@@ -5041,45 +5071,7 @@
             <w:highlight w:val="none"/>
           </w:rPr>
           <m:rPr/>
-          <m:t>=6,4*</m:t>
-        </m:r>
-        <m:sSup>
-          <m:sSupPr>
-            <m:ctrlPr>
-              <w:rPr>
-                <w:rFonts w:ascii="Cambria Math" w:hAnsi="Cambria Math" w:eastAsia="Cambria Math" w:cs="Cambria Math"/>
-                <w:highlight w:val="none"/>
-              </w:rPr>
-            </m:ctrlPr>
-          </m:sSupPr>
-          <m:e>
-            <m:r>
-              <w:rPr>
-                <w:rFonts w:hint="default" w:ascii="Cambria Math" w:hAnsi="Cambria Math" w:eastAsia="Cambria Math" w:cs="Cambria Math"/>
-                <w:highlight w:val="none"/>
-              </w:rPr>
-              <m:rPr/>
-              <m:t>10</m:t>
-            </m:r>
-          </m:e>
-          <m:sup>
-            <m:r>
-              <w:rPr>
-                <w:rFonts w:hint="default" w:ascii="Cambria Math" w:hAnsi="Cambria Math" w:eastAsia="Cambria Math" w:cs="Cambria Math"/>
-                <w:highlight w:val="none"/>
-              </w:rPr>
-              <m:rPr/>
-              <m:t>5</m:t>
-            </m:r>
-          </m:sup>
-        </m:sSup>
-        <m:r>
-          <w:rPr>
-            <w:rFonts w:hint="default" w:ascii="Cambria Math" w:hAnsi="Cambria Math" w:eastAsia="Cambria Math" w:cs="Cambria Math"/>
-            <w:highlight w:val="none"/>
-          </w:rPr>
-          <m:rPr/>
-          <m:t>m</m:t>
+          <m:t>=0,64m</m:t>
         </m:r>
       </m:oMath>
       <w:r>
@@ -5154,7 +5146,7 @@
         <w:rPr>
           <w:highlight w:val="none"/>
         </w:rPr>
-        <w:t xml:space="preserve">L’image A’ se forme sur le plan focal du miroir sphérique convergent (voir figure 1) </w:t>
+        <w:t xml:space="preserve">L’image A’ se forme sur le plan focal du miroir sphérique convergent situé à 16,3m du sommet du miroir convergent.</w:t>
       </w:r>
       <w:r>
         <w:rPr>
@@ -5214,8 +5206,8 @@
         <w:spacing/>
         <w:ind w:right="-141"/>
         <w:rPr>
-          <w:rFonts w:ascii="Cambria Math" w:hAnsi="Cambria Math" w:eastAsia="Cambria Math" w:cs="Cambria Math"/>
           <w:highlight w:val="none"/>
+          <w14:ligatures w14:val="none"/>
         </w:rPr>
       </w:pPr>
       <w:r>
@@ -5228,14 +5220,1778 @@
           <w:rFonts w:ascii="Cambria Math" w:hAnsi="Cambria Math" w:eastAsia="Cambria Math" w:cs="Cambria Math"/>
           <w:highlight w:val="none"/>
         </w:rPr>
+        <w:t xml:space="preserve">Pour que l’image A</w:t>
+      </w:r>
+      <w:r>
+        <w:rPr>
+          <w:rFonts w:hint="default" w:ascii="Cambria Math" w:hAnsi="Cambria Math" w:eastAsia="Cambria Math" w:cs="Cambria Math"/>
+          <w:highlight w:val="none"/>
+        </w:rPr>
+        <w:t xml:space="preserve">"</w:t>
+      </w:r>
+      <w:r>
+        <w:t xml:space="preserve"> soit située à l’infinie, A’ doit se situer dans le plan focal </w:t>
       </w:r>
       <w:r>
         <w:rPr>
           <w:rFonts w:ascii="Cambria Math" w:hAnsi="Cambria Math" w:eastAsia="Cambria Math" w:cs="Cambria Math"/>
           <w:highlight w:val="none"/>
         </w:rPr>
+        <w:t xml:space="preserve">objet de la lentille L. Le centre de la lentille se situe donc à 2.8m </w:t>
+      </w:r>
+      <w:r>
+        <w:rPr>
+          <w:highlight w:val="none"/>
+        </w:rPr>
+        <w:t xml:space="preserve">du point d’intersection du miroir plan est de l’axe optique du miroir sphérique, sur l’axe optique du miroir </w:t>
+      </w:r>
+      <w:r>
+        <w:rPr>
+          <w:highlight w:val="none"/>
+        </w:rPr>
+        <w:t xml:space="preserve">plan</w:t>
+      </w:r>
+      <w:r>
+        <w:rPr>
+          <w:highlight w:val="none"/>
+        </w:rPr>
+        <w:t xml:space="preserve">.</w:t>
+      </w:r>
+      <w:r>
+        <w:rPr>
+          <w:highlight w:val="none"/>
+        </w:rPr>
       </w:r>
     </w:p>
+    <w:tbl>
+      <w:tblPr>
+        <w:tblStyle w:val="711"/>
+        <w:tblW w:w="0" w:type="auto"/>
+        <w:tblBorders/>
+        <w:tblLook w:val="04A0" w:firstRow="1" w:lastRow="0" w:firstColumn="1" w:lastColumn="0" w:noHBand="0" w:noVBand="1"/>
+      </w:tblPr>
+      <w:tblGrid>
+        <w:gridCol w:w="9355"/>
+      </w:tblGrid>
+      <w:tr>
+        <w:trPr/>
+        <w:tc>
+          <w:tcPr>
+            <w:tcBorders/>
+            <w:tcW w:w="9355" w:type="dxa"/>
+            <w:textDirection w:val="lrTb"/>
+            <w:noWrap w:val="false"/>
+          </w:tcPr>
+          <w:p>
+            <w:pPr>
+              <w:pBdr/>
+              <w:spacing/>
+              <w:ind/>
+              <w:rPr/>
+            </w:pPr>
+            <w:r>
+              <w:rPr>
+                <w:rFonts w:ascii="Cambria Math" w:hAnsi="Cambria Math" w:eastAsia="Cambria Math" w:cs="Cambria Math"/>
+                <w:highlight w:val="none"/>
+                <w14:ligatures w14:val="none"/>
+              </w:rPr>
+              <w:t xml:space="preserve">### III.5.a - Calcul de la limite de résolution (\alpha_1) de l'œil humain</w:t>
+            </w:r>
+            <w:r/>
+          </w:p>
+          <w:p>
+            <w:pPr>
+              <w:pBdr/>
+              <w:spacing/>
+              <w:ind/>
+              <w:rPr/>
+            </w:pPr>
+            <w:r>
+              <w:rPr>
+                <w:rFonts w:ascii="Cambria Math" w:hAnsi="Cambria Math" w:eastAsia="Cambria Math" w:cs="Cambria Math"/>
+                <w:highlight w:val="none"/>
+                <w14:ligatures w14:val="none"/>
+              </w:rPr>
+            </w:r>
+            <w:r/>
+          </w:p>
+          <w:p>
+            <w:pPr>
+              <w:pBdr/>
+              <w:spacing/>
+              <w:ind/>
+              <w:rPr/>
+            </w:pPr>
+            <w:r>
+              <w:rPr>
+                <w:rFonts w:ascii="Cambria Math" w:hAnsi="Cambria Math" w:eastAsia="Cambria Math" w:cs="Cambria Math"/>
+                <w:highlight w:val="none"/>
+                <w14:ligatures w14:val="none"/>
+              </w:rPr>
+              <w:t xml:space="preserve">La formule de la limite de résolution est :</w:t>
+            </w:r>
+            <w:r/>
+          </w:p>
+          <w:p>
+            <w:pPr>
+              <w:pBdr/>
+              <w:spacing/>
+              <w:ind/>
+              <w:rPr/>
+            </w:pPr>
+            <w:r>
+              <w:rPr>
+                <w:rFonts w:ascii="Cambria Math" w:hAnsi="Cambria Math" w:eastAsia="Cambria Math" w:cs="Cambria Math"/>
+                <w:highlight w:val="none"/>
+                <w14:ligatures w14:val="none"/>
+              </w:rPr>
+            </w:r>
+            <w:r/>
+          </w:p>
+          <w:p>
+            <w:pPr>
+              <w:pBdr/>
+              <w:spacing/>
+              <w:ind/>
+              <w:rPr/>
+            </w:pPr>
+            <w:r>
+              <w:rPr>
+                <w:rFonts w:ascii="Cambria Math" w:hAnsi="Cambria Math" w:eastAsia="Cambria Math" w:cs="Cambria Math"/>
+                <w:highlight w:val="none"/>
+                <w14:ligatures w14:val="none"/>
+              </w:rPr>
+              <w:t xml:space="preserve">[</w:t>
+            </w:r>
+            <w:r/>
+          </w:p>
+          <w:p>
+            <w:pPr>
+              <w:pBdr/>
+              <w:spacing/>
+              <w:ind/>
+              <w:rPr/>
+            </w:pPr>
+            <w:r>
+              <w:rPr>
+                <w:rFonts w:ascii="Cambria Math" w:hAnsi="Cambria Math" w:eastAsia="Cambria Math" w:cs="Cambria Math"/>
+                <w:highlight w:val="none"/>
+                <w14:ligatures w14:val="none"/>
+              </w:rPr>
+              <w:t xml:space="preserve">\alpha = \frac{1,22 \lambda}{D}</w:t>
+            </w:r>
+            <w:r/>
+          </w:p>
+          <w:p>
+            <w:pPr>
+              <w:pBdr/>
+              <w:spacing/>
+              <w:ind/>
+              <w:rPr/>
+            </w:pPr>
+            <w:r>
+              <w:rPr>
+                <w:rFonts w:ascii="Cambria Math" w:hAnsi="Cambria Math" w:eastAsia="Cambria Math" w:cs="Cambria Math"/>
+                <w:highlight w:val="none"/>
+                <w14:ligatures w14:val="none"/>
+              </w:rPr>
+              <w:t xml:space="preserve">]</w:t>
+            </w:r>
+            <w:r/>
+          </w:p>
+          <w:p>
+            <w:pPr>
+              <w:pBdr/>
+              <w:spacing/>
+              <w:ind/>
+              <w:rPr/>
+            </w:pPr>
+            <w:r>
+              <w:rPr>
+                <w:rFonts w:ascii="Cambria Math" w:hAnsi="Cambria Math" w:eastAsia="Cambria Math" w:cs="Cambria Math"/>
+                <w:highlight w:val="none"/>
+                <w14:ligatures w14:val="none"/>
+              </w:rPr>
+            </w:r>
+            <w:r/>
+          </w:p>
+          <w:p>
+            <w:pPr>
+              <w:pBdr/>
+              <w:spacing/>
+              <w:ind/>
+              <w:rPr/>
+            </w:pPr>
+            <w:r>
+              <w:rPr>
+                <w:rFonts w:ascii="Cambria Math" w:hAnsi="Cambria Math" w:eastAsia="Cambria Math" w:cs="Cambria Math"/>
+                <w:highlight w:val="none"/>
+                <w14:ligatures w14:val="none"/>
+              </w:rPr>
+              <w:t xml:space="preserve">où :</w:t>
+            </w:r>
+            <w:r/>
+          </w:p>
+          <w:p>
+            <w:pPr>
+              <w:pBdr/>
+              <w:spacing/>
+              <w:ind/>
+              <w:rPr/>
+            </w:pPr>
+            <w:r>
+              <w:rPr>
+                <w:rFonts w:ascii="Cambria Math" w:hAnsi="Cambria Math" w:eastAsia="Cambria Math" w:cs="Cambria Math"/>
+                <w:highlight w:val="none"/>
+                <w14:ligatures w14:val="none"/>
+              </w:rPr>
+            </w:r>
+            <w:r/>
+          </w:p>
+          <w:p>
+            <w:pPr>
+              <w:pBdr/>
+              <w:spacing/>
+              <w:ind/>
+              <w:rPr/>
+            </w:pPr>
+            <w:r>
+              <w:rPr>
+                <w:rFonts w:ascii="Cambria Math" w:hAnsi="Cambria Math" w:eastAsia="Cambria Math" w:cs="Cambria Math"/>
+                <w:highlight w:val="none"/>
+                <w14:ligatures w14:val="none"/>
+              </w:rPr>
+              <w:t xml:space="preserve">* (\alpha) est la limite de résolution en radians,</w:t>
+            </w:r>
+            <w:r/>
+          </w:p>
+          <w:p>
+            <w:pPr>
+              <w:pBdr/>
+              <w:spacing/>
+              <w:ind/>
+              <w:rPr/>
+            </w:pPr>
+            <w:r>
+              <w:rPr>
+                <w:rFonts w:ascii="Cambria Math" w:hAnsi="Cambria Math" w:eastAsia="Cambria Math" w:cs="Cambria Math"/>
+                <w:highlight w:val="none"/>
+                <w14:ligatures w14:val="none"/>
+              </w:rPr>
+              <w:t xml:space="preserve">* (\lambda) est la longueur d'onde de la lumière,</w:t>
+            </w:r>
+            <w:r/>
+          </w:p>
+          <w:p>
+            <w:pPr>
+              <w:pBdr/>
+              <w:spacing/>
+              <w:ind/>
+              <w:rPr/>
+            </w:pPr>
+            <w:r>
+              <w:rPr>
+                <w:rFonts w:ascii="Cambria Math" w:hAnsi="Cambria Math" w:eastAsia="Cambria Math" w:cs="Cambria Math"/>
+                <w:highlight w:val="none"/>
+                <w14:ligatures w14:val="none"/>
+              </w:rPr>
+              <w:t xml:space="preserve">* (D) est le diamètre de l'objectif (pupille dans ce cas).</w:t>
+            </w:r>
+            <w:r/>
+          </w:p>
+          <w:p>
+            <w:pPr>
+              <w:pBdr/>
+              <w:spacing/>
+              <w:ind/>
+              <w:rPr/>
+            </w:pPr>
+            <w:r>
+              <w:rPr>
+                <w:rFonts w:ascii="Cambria Math" w:hAnsi="Cambria Math" w:eastAsia="Cambria Math" w:cs="Cambria Math"/>
+                <w:highlight w:val="none"/>
+                <w14:ligatures w14:val="none"/>
+              </w:rPr>
+            </w:r>
+            <w:r/>
+          </w:p>
+          <w:p>
+            <w:pPr>
+              <w:pBdr/>
+              <w:spacing/>
+              <w:ind/>
+              <w:rPr/>
+            </w:pPr>
+            <w:r>
+              <w:rPr>
+                <w:rFonts w:ascii="Cambria Math" w:hAnsi="Cambria Math" w:eastAsia="Cambria Math" w:cs="Cambria Math"/>
+                <w:highlight w:val="none"/>
+                <w14:ligatures w14:val="none"/>
+              </w:rPr>
+              <w:t xml:space="preserve">#### Données :</w:t>
+            </w:r>
+            <w:r/>
+          </w:p>
+          <w:p>
+            <w:pPr>
+              <w:pBdr/>
+              <w:spacing/>
+              <w:ind/>
+              <w:rPr/>
+            </w:pPr>
+            <w:r>
+              <w:rPr>
+                <w:rFonts w:ascii="Cambria Math" w:hAnsi="Cambria Math" w:eastAsia="Cambria Math" w:cs="Cambria Math"/>
+                <w:highlight w:val="none"/>
+                <w14:ligatures w14:val="none"/>
+              </w:rPr>
+            </w:r>
+            <w:r/>
+          </w:p>
+          <w:p>
+            <w:pPr>
+              <w:pBdr/>
+              <w:spacing/>
+              <w:ind/>
+              <w:rPr/>
+            </w:pPr>
+            <w:r>
+              <w:rPr>
+                <w:rFonts w:ascii="Cambria Math" w:hAnsi="Cambria Math" w:eastAsia="Cambria Math" w:cs="Cambria Math"/>
+                <w:highlight w:val="none"/>
+                <w14:ligatures w14:val="none"/>
+              </w:rPr>
+              <w:t xml:space="preserve">* Longueur d'onde (\lambda = 600 , \text{nm} = 600 \times 10^{-9} , \text{m}),</w:t>
+            </w:r>
+            <w:r/>
+          </w:p>
+          <w:p>
+            <w:pPr>
+              <w:pBdr/>
+              <w:spacing/>
+              <w:ind/>
+              <w:rPr/>
+            </w:pPr>
+            <w:r>
+              <w:rPr>
+                <w:rFonts w:ascii="Cambria Math" w:hAnsi="Cambria Math" w:eastAsia="Cambria Math" w:cs="Cambria Math"/>
+                <w:highlight w:val="none"/>
+                <w14:ligatures w14:val="none"/>
+              </w:rPr>
+              <w:t xml:space="preserve">* Diamètre de la pupille (D = 2,5 , \text{mm} = 2,5 \times 10^{-3} , \text{m}).</w:t>
+            </w:r>
+            <w:r/>
+          </w:p>
+          <w:p>
+            <w:pPr>
+              <w:pBdr/>
+              <w:spacing/>
+              <w:ind/>
+              <w:rPr/>
+            </w:pPr>
+            <w:r>
+              <w:rPr>
+                <w:rFonts w:ascii="Cambria Math" w:hAnsi="Cambria Math" w:eastAsia="Cambria Math" w:cs="Cambria Math"/>
+                <w:highlight w:val="none"/>
+                <w14:ligatures w14:val="none"/>
+              </w:rPr>
+            </w:r>
+            <w:r/>
+          </w:p>
+          <w:p>
+            <w:pPr>
+              <w:pBdr/>
+              <w:spacing/>
+              <w:ind/>
+              <w:rPr/>
+            </w:pPr>
+            <w:r>
+              <w:rPr>
+                <w:rFonts w:ascii="Cambria Math" w:hAnsi="Cambria Math" w:eastAsia="Cambria Math" w:cs="Cambria Math"/>
+                <w:highlight w:val="none"/>
+                <w14:ligatures w14:val="none"/>
+              </w:rPr>
+              <w:t xml:space="preserve">En substituant dans la formule :</w:t>
+            </w:r>
+            <w:r/>
+          </w:p>
+          <w:p>
+            <w:pPr>
+              <w:pBdr/>
+              <w:spacing/>
+              <w:ind/>
+              <w:rPr/>
+            </w:pPr>
+            <w:r>
+              <w:rPr>
+                <w:rFonts w:ascii="Cambria Math" w:hAnsi="Cambria Math" w:eastAsia="Cambria Math" w:cs="Cambria Math"/>
+                <w:highlight w:val="none"/>
+                <w14:ligatures w14:val="none"/>
+              </w:rPr>
+            </w:r>
+            <w:r/>
+          </w:p>
+          <w:p>
+            <w:pPr>
+              <w:pBdr/>
+              <w:spacing/>
+              <w:ind/>
+              <w:rPr/>
+            </w:pPr>
+            <w:r>
+              <w:rPr>
+                <w:rFonts w:ascii="Cambria Math" w:hAnsi="Cambria Math" w:eastAsia="Cambria Math" w:cs="Cambria Math"/>
+                <w:highlight w:val="none"/>
+                <w14:ligatures w14:val="none"/>
+              </w:rPr>
+              <w:t xml:space="preserve">[</w:t>
+            </w:r>
+            <w:r/>
+          </w:p>
+          <w:p>
+            <w:pPr>
+              <w:pBdr/>
+              <w:spacing/>
+              <w:ind/>
+              <w:rPr/>
+            </w:pPr>
+            <w:r>
+              <w:rPr>
+                <w:rFonts w:ascii="Cambria Math" w:hAnsi="Cambria Math" w:eastAsia="Cambria Math" w:cs="Cambria Math"/>
+                <w:highlight w:val="none"/>
+                <w14:ligatures w14:val="none"/>
+              </w:rPr>
+              <w:t xml:space="preserve">\alpha_1 = \frac{1,22 \times (600 \times 10^{-9})}{2,5 \times 10^{-3}} = \frac{1,22 \times 600 \times 10^{-9}}{2,5 \times 10^{-3}} = 0,2928 \times 10^{-3} , \text{radians}</w:t>
+            </w:r>
+            <w:r/>
+          </w:p>
+          <w:p>
+            <w:pPr>
+              <w:pBdr/>
+              <w:spacing/>
+              <w:ind/>
+              <w:rPr/>
+            </w:pPr>
+            <w:r>
+              <w:rPr>
+                <w:rFonts w:ascii="Cambria Math" w:hAnsi="Cambria Math" w:eastAsia="Cambria Math" w:cs="Cambria Math"/>
+                <w:highlight w:val="none"/>
+                <w14:ligatures w14:val="none"/>
+              </w:rPr>
+              <w:t xml:space="preserve">]</w:t>
+            </w:r>
+            <w:r/>
+          </w:p>
+          <w:p>
+            <w:pPr>
+              <w:pBdr/>
+              <w:spacing/>
+              <w:ind/>
+              <w:rPr/>
+            </w:pPr>
+            <w:r>
+              <w:rPr>
+                <w:rFonts w:ascii="Cambria Math" w:hAnsi="Cambria Math" w:eastAsia="Cambria Math" w:cs="Cambria Math"/>
+                <w:highlight w:val="none"/>
+                <w14:ligatures w14:val="none"/>
+              </w:rPr>
+            </w:r>
+            <w:r/>
+          </w:p>
+          <w:p>
+            <w:pPr>
+              <w:pBdr/>
+              <w:spacing/>
+              <w:ind/>
+              <w:rPr/>
+            </w:pPr>
+            <w:r>
+              <w:rPr>
+                <w:rFonts w:ascii="Cambria Math" w:hAnsi="Cambria Math" w:eastAsia="Cambria Math" w:cs="Cambria Math"/>
+                <w:highlight w:val="none"/>
+                <w14:ligatures w14:val="none"/>
+              </w:rPr>
+              <w:t xml:space="preserve">Donc, la limite de résolution de l'œil humain est :</w:t>
+            </w:r>
+            <w:r/>
+          </w:p>
+          <w:p>
+            <w:pPr>
+              <w:pBdr/>
+              <w:spacing/>
+              <w:ind/>
+              <w:rPr/>
+            </w:pPr>
+            <w:r>
+              <w:rPr>
+                <w:rFonts w:ascii="Cambria Math" w:hAnsi="Cambria Math" w:eastAsia="Cambria Math" w:cs="Cambria Math"/>
+                <w:highlight w:val="none"/>
+                <w14:ligatures w14:val="none"/>
+              </w:rPr>
+            </w:r>
+            <w:r/>
+          </w:p>
+          <w:p>
+            <w:pPr>
+              <w:pBdr/>
+              <w:spacing/>
+              <w:ind/>
+              <w:rPr/>
+            </w:pPr>
+            <w:r>
+              <w:rPr>
+                <w:rFonts w:ascii="Cambria Math" w:hAnsi="Cambria Math" w:eastAsia="Cambria Math" w:cs="Cambria Math"/>
+                <w:highlight w:val="none"/>
+                <w14:ligatures w14:val="none"/>
+              </w:rPr>
+              <w:t xml:space="preserve">[</w:t>
+            </w:r>
+            <w:r/>
+          </w:p>
+          <w:p>
+            <w:pPr>
+              <w:pBdr/>
+              <w:spacing/>
+              <w:ind/>
+              <w:rPr/>
+            </w:pPr>
+            <w:r>
+              <w:rPr>
+                <w:rFonts w:ascii="Cambria Math" w:hAnsi="Cambria Math" w:eastAsia="Cambria Math" w:cs="Cambria Math"/>
+                <w:highlight w:val="none"/>
+                <w14:ligatures w14:val="none"/>
+              </w:rPr>
+              <w:t xml:space="preserve">\alpha_1 \approx 0,293 , \text{milli-radians} = 0,293 , \text{mrad}.</w:t>
+            </w:r>
+            <w:r/>
+          </w:p>
+          <w:p>
+            <w:pPr>
+              <w:pBdr/>
+              <w:spacing/>
+              <w:ind/>
+              <w:rPr/>
+            </w:pPr>
+            <w:r>
+              <w:rPr>
+                <w:rFonts w:ascii="Cambria Math" w:hAnsi="Cambria Math" w:eastAsia="Cambria Math" w:cs="Cambria Math"/>
+                <w:highlight w:val="none"/>
+                <w14:ligatures w14:val="none"/>
+              </w:rPr>
+              <w:t xml:space="preserve">]</w:t>
+            </w:r>
+            <w:r/>
+          </w:p>
+          <w:p>
+            <w:pPr>
+              <w:pBdr/>
+              <w:spacing/>
+              <w:ind/>
+              <w:rPr/>
+            </w:pPr>
+            <w:r>
+              <w:rPr>
+                <w:rFonts w:ascii="Cambria Math" w:hAnsi="Cambria Math" w:eastAsia="Cambria Math" w:cs="Cambria Math"/>
+                <w:highlight w:val="none"/>
+                <w14:ligatures w14:val="none"/>
+              </w:rPr>
+            </w:r>
+            <w:r/>
+          </w:p>
+          <w:p>
+            <w:pPr>
+              <w:pBdr/>
+              <w:spacing/>
+              <w:ind/>
+              <w:rPr/>
+            </w:pPr>
+            <w:r>
+              <w:rPr>
+                <w:rFonts w:ascii="Cambria Math" w:hAnsi="Cambria Math" w:eastAsia="Cambria Math" w:cs="Cambria Math"/>
+                <w:highlight w:val="none"/>
+                <w14:ligatures w14:val="none"/>
+              </w:rPr>
+              <w:t xml:space="preserve">### III.5.b - Calcul de la limite de résolution (\alpha_2) du télescope du Mont Palomar</w:t>
+            </w:r>
+            <w:r/>
+          </w:p>
+          <w:p>
+            <w:pPr>
+              <w:pBdr/>
+              <w:spacing/>
+              <w:ind/>
+              <w:rPr/>
+            </w:pPr>
+            <w:r>
+              <w:rPr>
+                <w:rFonts w:ascii="Cambria Math" w:hAnsi="Cambria Math" w:eastAsia="Cambria Math" w:cs="Cambria Math"/>
+                <w:highlight w:val="none"/>
+                <w14:ligatures w14:val="none"/>
+              </w:rPr>
+            </w:r>
+            <w:r/>
+          </w:p>
+          <w:p>
+            <w:pPr>
+              <w:pBdr/>
+              <w:spacing/>
+              <w:ind/>
+              <w:rPr/>
+            </w:pPr>
+            <w:r>
+              <w:rPr>
+                <w:rFonts w:ascii="Cambria Math" w:hAnsi="Cambria Math" w:eastAsia="Cambria Math" w:cs="Cambria Math"/>
+                <w:highlight w:val="none"/>
+                <w14:ligatures w14:val="none"/>
+              </w:rPr>
+              <w:t xml:space="preserve">La formule reste la même :</w:t>
+            </w:r>
+            <w:r/>
+          </w:p>
+          <w:p>
+            <w:pPr>
+              <w:pBdr/>
+              <w:spacing/>
+              <w:ind/>
+              <w:rPr/>
+            </w:pPr>
+            <w:r>
+              <w:rPr>
+                <w:rFonts w:ascii="Cambria Math" w:hAnsi="Cambria Math" w:eastAsia="Cambria Math" w:cs="Cambria Math"/>
+                <w:highlight w:val="none"/>
+                <w14:ligatures w14:val="none"/>
+              </w:rPr>
+            </w:r>
+            <w:r/>
+          </w:p>
+          <w:p>
+            <w:pPr>
+              <w:pBdr/>
+              <w:spacing/>
+              <w:ind/>
+              <w:rPr/>
+            </w:pPr>
+            <w:r>
+              <w:rPr>
+                <w:rFonts w:ascii="Cambria Math" w:hAnsi="Cambria Math" w:eastAsia="Cambria Math" w:cs="Cambria Math"/>
+                <w:highlight w:val="none"/>
+                <w14:ligatures w14:val="none"/>
+              </w:rPr>
+              <w:t xml:space="preserve">[</w:t>
+            </w:r>
+            <w:r/>
+          </w:p>
+          <w:p>
+            <w:pPr>
+              <w:pBdr/>
+              <w:spacing/>
+              <w:ind/>
+              <w:rPr/>
+            </w:pPr>
+            <w:r>
+              <w:rPr>
+                <w:rFonts w:ascii="Cambria Math" w:hAnsi="Cambria Math" w:eastAsia="Cambria Math" w:cs="Cambria Math"/>
+                <w:highlight w:val="none"/>
+                <w14:ligatures w14:val="none"/>
+              </w:rPr>
+              <w:t xml:space="preserve">\alpha = \frac{1,22 \lambda}{D}</w:t>
+            </w:r>
+            <w:r/>
+          </w:p>
+          <w:p>
+            <w:pPr>
+              <w:pBdr/>
+              <w:spacing/>
+              <w:ind/>
+              <w:rPr/>
+            </w:pPr>
+            <w:r>
+              <w:rPr>
+                <w:rFonts w:ascii="Cambria Math" w:hAnsi="Cambria Math" w:eastAsia="Cambria Math" w:cs="Cambria Math"/>
+                <w:highlight w:val="none"/>
+                <w14:ligatures w14:val="none"/>
+              </w:rPr>
+              <w:t xml:space="preserve">]</w:t>
+            </w:r>
+            <w:r/>
+          </w:p>
+          <w:p>
+            <w:pPr>
+              <w:pBdr/>
+              <w:spacing/>
+              <w:ind/>
+              <w:rPr/>
+            </w:pPr>
+            <w:r>
+              <w:rPr>
+                <w:rFonts w:ascii="Cambria Math" w:hAnsi="Cambria Math" w:eastAsia="Cambria Math" w:cs="Cambria Math"/>
+                <w:highlight w:val="none"/>
+                <w14:ligatures w14:val="none"/>
+              </w:rPr>
+            </w:r>
+            <w:r/>
+          </w:p>
+          <w:p>
+            <w:pPr>
+              <w:pBdr/>
+              <w:spacing/>
+              <w:ind/>
+              <w:rPr/>
+            </w:pPr>
+            <w:r>
+              <w:rPr>
+                <w:rFonts w:ascii="Cambria Math" w:hAnsi="Cambria Math" w:eastAsia="Cambria Math" w:cs="Cambria Math"/>
+                <w:highlight w:val="none"/>
+                <w14:ligatures w14:val="none"/>
+              </w:rPr>
+              <w:t xml:space="preserve">#### Données :</w:t>
+            </w:r>
+            <w:r/>
+          </w:p>
+          <w:p>
+            <w:pPr>
+              <w:pBdr/>
+              <w:spacing/>
+              <w:ind/>
+              <w:rPr/>
+            </w:pPr>
+            <w:r>
+              <w:rPr>
+                <w:rFonts w:ascii="Cambria Math" w:hAnsi="Cambria Math" w:eastAsia="Cambria Math" w:cs="Cambria Math"/>
+                <w:highlight w:val="none"/>
+                <w14:ligatures w14:val="none"/>
+              </w:rPr>
+            </w:r>
+            <w:r/>
+          </w:p>
+          <w:p>
+            <w:pPr>
+              <w:pBdr/>
+              <w:spacing/>
+              <w:ind/>
+              <w:rPr/>
+            </w:pPr>
+            <w:r>
+              <w:rPr>
+                <w:rFonts w:ascii="Cambria Math" w:hAnsi="Cambria Math" w:eastAsia="Cambria Math" w:cs="Cambria Math"/>
+                <w:highlight w:val="none"/>
+                <w14:ligatures w14:val="none"/>
+              </w:rPr>
+              <w:t xml:space="preserve">* Longueur d'onde (\lambda = 600 , \text{nm} = 600 \times 10^{-9} , \text{m}),</w:t>
+            </w:r>
+            <w:r/>
+          </w:p>
+          <w:p>
+            <w:pPr>
+              <w:pBdr/>
+              <w:spacing/>
+              <w:ind/>
+              <w:rPr/>
+            </w:pPr>
+            <w:r>
+              <w:rPr>
+                <w:rFonts w:ascii="Cambria Math" w:hAnsi="Cambria Math" w:eastAsia="Cambria Math" w:cs="Cambria Math"/>
+                <w:highlight w:val="none"/>
+                <w14:ligatures w14:val="none"/>
+              </w:rPr>
+              <w:t xml:space="preserve">* Diamètre du miroir du télescope (D = 5,8 , \text{m}).</w:t>
+            </w:r>
+            <w:r/>
+          </w:p>
+          <w:p>
+            <w:pPr>
+              <w:pBdr/>
+              <w:spacing/>
+              <w:ind/>
+              <w:rPr/>
+            </w:pPr>
+            <w:r>
+              <w:rPr>
+                <w:rFonts w:ascii="Cambria Math" w:hAnsi="Cambria Math" w:eastAsia="Cambria Math" w:cs="Cambria Math"/>
+                <w:highlight w:val="none"/>
+                <w14:ligatures w14:val="none"/>
+              </w:rPr>
+            </w:r>
+            <w:r/>
+          </w:p>
+          <w:p>
+            <w:pPr>
+              <w:pBdr/>
+              <w:spacing/>
+              <w:ind/>
+              <w:rPr/>
+            </w:pPr>
+            <w:r>
+              <w:rPr>
+                <w:rFonts w:ascii="Cambria Math" w:hAnsi="Cambria Math" w:eastAsia="Cambria Math" w:cs="Cambria Math"/>
+                <w:highlight w:val="none"/>
+                <w14:ligatures w14:val="none"/>
+              </w:rPr>
+              <w:t xml:space="preserve">En substituant dans la formule :</w:t>
+            </w:r>
+            <w:r/>
+          </w:p>
+          <w:p>
+            <w:pPr>
+              <w:pBdr/>
+              <w:spacing/>
+              <w:ind/>
+              <w:rPr/>
+            </w:pPr>
+            <w:r>
+              <w:rPr>
+                <w:rFonts w:ascii="Cambria Math" w:hAnsi="Cambria Math" w:eastAsia="Cambria Math" w:cs="Cambria Math"/>
+                <w:highlight w:val="none"/>
+                <w14:ligatures w14:val="none"/>
+              </w:rPr>
+            </w:r>
+            <w:r/>
+          </w:p>
+          <w:p>
+            <w:pPr>
+              <w:pBdr/>
+              <w:spacing/>
+              <w:ind/>
+              <w:rPr/>
+            </w:pPr>
+            <w:r>
+              <w:rPr>
+                <w:rFonts w:ascii="Cambria Math" w:hAnsi="Cambria Math" w:eastAsia="Cambria Math" w:cs="Cambria Math"/>
+                <w:highlight w:val="none"/>
+                <w14:ligatures w14:val="none"/>
+              </w:rPr>
+              <w:t xml:space="preserve">[</w:t>
+            </w:r>
+            <w:r/>
+          </w:p>
+          <w:p>
+            <w:pPr>
+              <w:pBdr/>
+              <w:spacing/>
+              <w:ind/>
+              <w:rPr/>
+            </w:pPr>
+            <w:r>
+              <w:rPr>
+                <w:rFonts w:ascii="Cambria Math" w:hAnsi="Cambria Math" w:eastAsia="Cambria Math" w:cs="Cambria Math"/>
+                <w:highlight w:val="none"/>
+                <w14:ligatures w14:val="none"/>
+              </w:rPr>
+              <w:t xml:space="preserve">\alpha_2 = \frac{1,22 \times (600 \times 10^{-9})}{5,8} = \frac{1,22 \times 600 \times 10^{-9}}{5,8} = 0,1255 \times 10^{-3} , \text{radians}</w:t>
+            </w:r>
+            <w:r/>
+          </w:p>
+          <w:p>
+            <w:pPr>
+              <w:pBdr/>
+              <w:spacing/>
+              <w:ind/>
+              <w:rPr/>
+            </w:pPr>
+            <w:r>
+              <w:rPr>
+                <w:rFonts w:ascii="Cambria Math" w:hAnsi="Cambria Math" w:eastAsia="Cambria Math" w:cs="Cambria Math"/>
+                <w:highlight w:val="none"/>
+                <w14:ligatures w14:val="none"/>
+              </w:rPr>
+              <w:t xml:space="preserve">]</w:t>
+            </w:r>
+            <w:r/>
+          </w:p>
+          <w:p>
+            <w:pPr>
+              <w:pBdr/>
+              <w:spacing/>
+              <w:ind/>
+              <w:rPr/>
+            </w:pPr>
+            <w:r>
+              <w:rPr>
+                <w:rFonts w:ascii="Cambria Math" w:hAnsi="Cambria Math" w:eastAsia="Cambria Math" w:cs="Cambria Math"/>
+                <w:highlight w:val="none"/>
+                <w14:ligatures w14:val="none"/>
+              </w:rPr>
+            </w:r>
+            <w:r/>
+          </w:p>
+          <w:p>
+            <w:pPr>
+              <w:pBdr/>
+              <w:spacing/>
+              <w:ind/>
+              <w:rPr/>
+            </w:pPr>
+            <w:r>
+              <w:rPr>
+                <w:rFonts w:ascii="Cambria Math" w:hAnsi="Cambria Math" w:eastAsia="Cambria Math" w:cs="Cambria Math"/>
+                <w:highlight w:val="none"/>
+                <w14:ligatures w14:val="none"/>
+              </w:rPr>
+              <w:t xml:space="preserve">Donc, la limite de résolution du télescope du Mont Palomar est :</w:t>
+            </w:r>
+            <w:r/>
+          </w:p>
+          <w:p>
+            <w:pPr>
+              <w:pBdr/>
+              <w:spacing/>
+              <w:ind/>
+              <w:rPr/>
+            </w:pPr>
+            <w:r>
+              <w:rPr>
+                <w:rFonts w:ascii="Cambria Math" w:hAnsi="Cambria Math" w:eastAsia="Cambria Math" w:cs="Cambria Math"/>
+                <w:highlight w:val="none"/>
+                <w14:ligatures w14:val="none"/>
+              </w:rPr>
+            </w:r>
+            <w:r/>
+          </w:p>
+          <w:p>
+            <w:pPr>
+              <w:pBdr/>
+              <w:spacing/>
+              <w:ind/>
+              <w:rPr/>
+            </w:pPr>
+            <w:r>
+              <w:rPr>
+                <w:rFonts w:ascii="Cambria Math" w:hAnsi="Cambria Math" w:eastAsia="Cambria Math" w:cs="Cambria Math"/>
+                <w:highlight w:val="none"/>
+                <w14:ligatures w14:val="none"/>
+              </w:rPr>
+              <w:t xml:space="preserve">[</w:t>
+            </w:r>
+            <w:r/>
+          </w:p>
+          <w:p>
+            <w:pPr>
+              <w:pBdr/>
+              <w:spacing/>
+              <w:ind/>
+              <w:rPr/>
+            </w:pPr>
+            <w:r>
+              <w:rPr>
+                <w:rFonts w:ascii="Cambria Math" w:hAnsi="Cambria Math" w:eastAsia="Cambria Math" w:cs="Cambria Math"/>
+                <w:highlight w:val="none"/>
+                <w14:ligatures w14:val="none"/>
+              </w:rPr>
+              <w:t xml:space="preserve">\alpha_2 \approx 0,126 , \text{milli-radians} = 0,126 , \text{mrad}.</w:t>
+            </w:r>
+            <w:r/>
+          </w:p>
+          <w:p>
+            <w:pPr>
+              <w:pBdr/>
+              <w:spacing/>
+              <w:ind/>
+              <w:rPr/>
+            </w:pPr>
+            <w:r>
+              <w:rPr>
+                <w:rFonts w:ascii="Cambria Math" w:hAnsi="Cambria Math" w:eastAsia="Cambria Math" w:cs="Cambria Math"/>
+                <w:highlight w:val="none"/>
+                <w14:ligatures w14:val="none"/>
+              </w:rPr>
+              <w:t xml:space="preserve">]</w:t>
+            </w:r>
+            <w:r/>
+          </w:p>
+          <w:p>
+            <w:pPr>
+              <w:pBdr/>
+              <w:spacing/>
+              <w:ind/>
+              <w:rPr/>
+            </w:pPr>
+            <w:r>
+              <w:rPr>
+                <w:rFonts w:ascii="Cambria Math" w:hAnsi="Cambria Math" w:eastAsia="Cambria Math" w:cs="Cambria Math"/>
+                <w:highlight w:val="none"/>
+                <w14:ligatures w14:val="none"/>
+              </w:rPr>
+            </w:r>
+            <w:r/>
+          </w:p>
+          <w:p>
+            <w:pPr>
+              <w:pBdr/>
+              <w:spacing/>
+              <w:ind/>
+              <w:rPr/>
+            </w:pPr>
+            <w:r>
+              <w:rPr>
+                <w:rFonts w:ascii="Cambria Math" w:hAnsi="Cambria Math" w:eastAsia="Cambria Math" w:cs="Cambria Math"/>
+                <w:highlight w:val="none"/>
+                <w14:ligatures w14:val="none"/>
+              </w:rPr>
+              <w:t xml:space="preserve">### III.6 - Limite de résolution du radiotélescope d'Arecibo</w:t>
+            </w:r>
+            <w:r/>
+          </w:p>
+          <w:p>
+            <w:pPr>
+              <w:pBdr/>
+              <w:spacing/>
+              <w:ind/>
+              <w:rPr/>
+            </w:pPr>
+            <w:r>
+              <w:rPr>
+                <w:rFonts w:ascii="Cambria Math" w:hAnsi="Cambria Math" w:eastAsia="Cambria Math" w:cs="Cambria Math"/>
+                <w:highlight w:val="none"/>
+                <w14:ligatures w14:val="none"/>
+              </w:rPr>
+            </w:r>
+            <w:r/>
+          </w:p>
+          <w:p>
+            <w:pPr>
+              <w:pBdr/>
+              <w:spacing/>
+              <w:ind/>
+              <w:rPr/>
+            </w:pPr>
+            <w:r>
+              <w:rPr>
+                <w:rFonts w:ascii="Cambria Math" w:hAnsi="Cambria Math" w:eastAsia="Cambria Math" w:cs="Cambria Math"/>
+                <w:highlight w:val="none"/>
+                <w14:ligatures w14:val="none"/>
+              </w:rPr>
+              <w:t xml:space="preserve">Maintenant, pour le radiotélescope d'Arecibo, on doit utiliser la même formule. Cependant, ici, la fréquence est donnée et non la longueur d'onde. Il faut d'abord convertir la fréquence en longueur d'onde à l'aide de la relation suivante :</w:t>
+            </w:r>
+            <w:r/>
+          </w:p>
+          <w:p>
+            <w:pPr>
+              <w:pBdr/>
+              <w:spacing/>
+              <w:ind/>
+              <w:rPr/>
+            </w:pPr>
+            <w:r>
+              <w:rPr>
+                <w:rFonts w:ascii="Cambria Math" w:hAnsi="Cambria Math" w:eastAsia="Cambria Math" w:cs="Cambria Math"/>
+                <w:highlight w:val="none"/>
+                <w14:ligatures w14:val="none"/>
+              </w:rPr>
+            </w:r>
+            <w:r/>
+          </w:p>
+          <w:p>
+            <w:pPr>
+              <w:pBdr/>
+              <w:spacing/>
+              <w:ind/>
+              <w:rPr/>
+            </w:pPr>
+            <w:r>
+              <w:rPr>
+                <w:rFonts w:ascii="Cambria Math" w:hAnsi="Cambria Math" w:eastAsia="Cambria Math" w:cs="Cambria Math"/>
+                <w:highlight w:val="none"/>
+                <w14:ligatures w14:val="none"/>
+              </w:rPr>
+              <w:t xml:space="preserve">[</w:t>
+            </w:r>
+            <w:r/>
+          </w:p>
+          <w:p>
+            <w:pPr>
+              <w:pBdr/>
+              <w:spacing/>
+              <w:ind/>
+              <w:rPr/>
+            </w:pPr>
+            <w:r>
+              <w:rPr>
+                <w:rFonts w:ascii="Cambria Math" w:hAnsi="Cambria Math" w:eastAsia="Cambria Math" w:cs="Cambria Math"/>
+                <w:highlight w:val="none"/>
+                <w14:ligatures w14:val="none"/>
+              </w:rPr>
+              <w:t xml:space="preserve">\lambda = \frac{c}{f}</w:t>
+            </w:r>
+            <w:r/>
+          </w:p>
+          <w:p>
+            <w:pPr>
+              <w:pBdr/>
+              <w:spacing/>
+              <w:ind/>
+              <w:rPr/>
+            </w:pPr>
+            <w:r>
+              <w:rPr>
+                <w:rFonts w:ascii="Cambria Math" w:hAnsi="Cambria Math" w:eastAsia="Cambria Math" w:cs="Cambria Math"/>
+                <w:highlight w:val="none"/>
+                <w14:ligatures w14:val="none"/>
+              </w:rPr>
+              <w:t xml:space="preserve">]</w:t>
+            </w:r>
+            <w:r/>
+          </w:p>
+          <w:p>
+            <w:pPr>
+              <w:pBdr/>
+              <w:spacing/>
+              <w:ind/>
+              <w:rPr/>
+            </w:pPr>
+            <w:r>
+              <w:rPr>
+                <w:rFonts w:ascii="Cambria Math" w:hAnsi="Cambria Math" w:eastAsia="Cambria Math" w:cs="Cambria Math"/>
+                <w:highlight w:val="none"/>
+                <w14:ligatures w14:val="none"/>
+              </w:rPr>
+            </w:r>
+            <w:r/>
+          </w:p>
+          <w:p>
+            <w:pPr>
+              <w:pBdr/>
+              <w:spacing/>
+              <w:ind/>
+              <w:rPr/>
+            </w:pPr>
+            <w:r>
+              <w:rPr>
+                <w:rFonts w:ascii="Cambria Math" w:hAnsi="Cambria Math" w:eastAsia="Cambria Math" w:cs="Cambria Math"/>
+                <w:highlight w:val="none"/>
+                <w14:ligatures w14:val="none"/>
+              </w:rPr>
+              <w:t xml:space="preserve">où :</w:t>
+            </w:r>
+            <w:r/>
+          </w:p>
+          <w:p>
+            <w:pPr>
+              <w:pBdr/>
+              <w:spacing/>
+              <w:ind/>
+              <w:rPr/>
+            </w:pPr>
+            <w:r>
+              <w:rPr>
+                <w:rFonts w:ascii="Cambria Math" w:hAnsi="Cambria Math" w:eastAsia="Cambria Math" w:cs="Cambria Math"/>
+                <w:highlight w:val="none"/>
+                <w14:ligatures w14:val="none"/>
+              </w:rPr>
+            </w:r>
+            <w:r/>
+          </w:p>
+          <w:p>
+            <w:pPr>
+              <w:pBdr/>
+              <w:spacing/>
+              <w:ind/>
+              <w:rPr/>
+            </w:pPr>
+            <w:r>
+              <w:rPr>
+                <w:rFonts w:ascii="Cambria Math" w:hAnsi="Cambria Math" w:eastAsia="Cambria Math" w:cs="Cambria Math"/>
+                <w:highlight w:val="none"/>
+                <w14:ligatures w14:val="none"/>
+              </w:rPr>
+              <w:t xml:space="preserve">* (c = 3,0 \times 10^8 , \text{m/s}) est la célérité de la lumière,</w:t>
+            </w:r>
+            <w:r/>
+          </w:p>
+          <w:p>
+            <w:pPr>
+              <w:pBdr/>
+              <w:spacing/>
+              <w:ind/>
+              <w:rPr/>
+            </w:pPr>
+            <w:r>
+              <w:rPr>
+                <w:rFonts w:ascii="Cambria Math" w:hAnsi="Cambria Math" w:eastAsia="Cambria Math" w:cs="Cambria Math"/>
+                <w:highlight w:val="none"/>
+                <w14:ligatures w14:val="none"/>
+              </w:rPr>
+              <w:t xml:space="preserve">* (f = 470 , \text{MHz} = 470 \times 10^6 , \text{Hz}) est la fréquence.</w:t>
+            </w:r>
+            <w:r/>
+          </w:p>
+          <w:p>
+            <w:pPr>
+              <w:pBdr/>
+              <w:spacing/>
+              <w:ind/>
+              <w:rPr/>
+            </w:pPr>
+            <w:r>
+              <w:rPr>
+                <w:rFonts w:ascii="Cambria Math" w:hAnsi="Cambria Math" w:eastAsia="Cambria Math" w:cs="Cambria Math"/>
+                <w:highlight w:val="none"/>
+                <w14:ligatures w14:val="none"/>
+              </w:rPr>
+            </w:r>
+            <w:r/>
+          </w:p>
+          <w:p>
+            <w:pPr>
+              <w:pBdr/>
+              <w:spacing/>
+              <w:ind/>
+              <w:rPr/>
+            </w:pPr>
+            <w:r>
+              <w:rPr>
+                <w:rFonts w:ascii="Cambria Math" w:hAnsi="Cambria Math" w:eastAsia="Cambria Math" w:cs="Cambria Math"/>
+                <w:highlight w:val="none"/>
+                <w14:ligatures w14:val="none"/>
+              </w:rPr>
+              <w:t xml:space="preserve">Calculons (\lambda) :</w:t>
+            </w:r>
+            <w:r/>
+          </w:p>
+          <w:p>
+            <w:pPr>
+              <w:pBdr/>
+              <w:spacing/>
+              <w:ind/>
+              <w:rPr/>
+            </w:pPr>
+            <w:r>
+              <w:rPr>
+                <w:rFonts w:ascii="Cambria Math" w:hAnsi="Cambria Math" w:eastAsia="Cambria Math" w:cs="Cambria Math"/>
+                <w:highlight w:val="none"/>
+                <w14:ligatures w14:val="none"/>
+              </w:rPr>
+            </w:r>
+            <w:r/>
+          </w:p>
+          <w:p>
+            <w:pPr>
+              <w:pBdr/>
+              <w:spacing/>
+              <w:ind/>
+              <w:rPr/>
+            </w:pPr>
+            <w:r>
+              <w:rPr>
+                <w:rFonts w:ascii="Cambria Math" w:hAnsi="Cambria Math" w:eastAsia="Cambria Math" w:cs="Cambria Math"/>
+                <w:highlight w:val="none"/>
+                <w14:ligatures w14:val="none"/>
+              </w:rPr>
+              <w:t xml:space="preserve">[</w:t>
+            </w:r>
+            <w:r/>
+          </w:p>
+          <w:p>
+            <w:pPr>
+              <w:pBdr/>
+              <w:spacing/>
+              <w:ind/>
+              <w:rPr/>
+            </w:pPr>
+            <w:r>
+              <w:rPr>
+                <w:rFonts w:ascii="Cambria Math" w:hAnsi="Cambria Math" w:eastAsia="Cambria Math" w:cs="Cambria Math"/>
+                <w:highlight w:val="none"/>
+                <w14:ligatures w14:val="none"/>
+              </w:rPr>
+              <w:t xml:space="preserve">\lambda = \frac{3,0 \times 10^8}{470 \times 10^6} = 0,638 , \text{m}.</w:t>
+            </w:r>
+            <w:r/>
+          </w:p>
+          <w:p>
+            <w:pPr>
+              <w:pBdr/>
+              <w:spacing/>
+              <w:ind/>
+              <w:rPr/>
+            </w:pPr>
+            <w:r>
+              <w:rPr>
+                <w:rFonts w:ascii="Cambria Math" w:hAnsi="Cambria Math" w:eastAsia="Cambria Math" w:cs="Cambria Math"/>
+                <w:highlight w:val="none"/>
+                <w14:ligatures w14:val="none"/>
+              </w:rPr>
+              <w:t xml:space="preserve">]</w:t>
+            </w:r>
+            <w:r/>
+          </w:p>
+          <w:p>
+            <w:pPr>
+              <w:pBdr/>
+              <w:spacing/>
+              <w:ind/>
+              <w:rPr/>
+            </w:pPr>
+            <w:r>
+              <w:rPr>
+                <w:rFonts w:ascii="Cambria Math" w:hAnsi="Cambria Math" w:eastAsia="Cambria Math" w:cs="Cambria Math"/>
+                <w:highlight w:val="none"/>
+                <w14:ligatures w14:val="none"/>
+              </w:rPr>
+            </w:r>
+            <w:r/>
+          </w:p>
+          <w:p>
+            <w:pPr>
+              <w:pBdr/>
+              <w:spacing/>
+              <w:ind/>
+              <w:rPr/>
+            </w:pPr>
+            <w:r>
+              <w:rPr>
+                <w:rFonts w:ascii="Cambria Math" w:hAnsi="Cambria Math" w:eastAsia="Cambria Math" w:cs="Cambria Math"/>
+                <w:highlight w:val="none"/>
+                <w14:ligatures w14:val="none"/>
+              </w:rPr>
+              <w:t xml:space="preserve">Maintenant, on peut calculer la limite de résolution du radiotélescope d'Arecibo. Le diamètre du miroir principal est (D = 305 , \text{m}).</w:t>
+            </w:r>
+            <w:r/>
+          </w:p>
+          <w:p>
+            <w:pPr>
+              <w:pBdr/>
+              <w:spacing/>
+              <w:ind/>
+              <w:rPr/>
+            </w:pPr>
+            <w:r>
+              <w:rPr>
+                <w:rFonts w:ascii="Cambria Math" w:hAnsi="Cambria Math" w:eastAsia="Cambria Math" w:cs="Cambria Math"/>
+                <w:highlight w:val="none"/>
+                <w14:ligatures w14:val="none"/>
+              </w:rPr>
+            </w:r>
+            <w:r/>
+          </w:p>
+          <w:p>
+            <w:pPr>
+              <w:pBdr/>
+              <w:spacing/>
+              <w:ind/>
+              <w:rPr/>
+            </w:pPr>
+            <w:r>
+              <w:rPr>
+                <w:rFonts w:ascii="Cambria Math" w:hAnsi="Cambria Math" w:eastAsia="Cambria Math" w:cs="Cambria Math"/>
+                <w:highlight w:val="none"/>
+                <w14:ligatures w14:val="none"/>
+              </w:rPr>
+              <w:t xml:space="preserve">En utilisant la formule de la limite de résolution :</w:t>
+            </w:r>
+            <w:r/>
+          </w:p>
+          <w:p>
+            <w:pPr>
+              <w:pBdr/>
+              <w:spacing/>
+              <w:ind/>
+              <w:rPr/>
+            </w:pPr>
+            <w:r>
+              <w:rPr>
+                <w:rFonts w:ascii="Cambria Math" w:hAnsi="Cambria Math" w:eastAsia="Cambria Math" w:cs="Cambria Math"/>
+                <w:highlight w:val="none"/>
+                <w14:ligatures w14:val="none"/>
+              </w:rPr>
+            </w:r>
+            <w:r/>
+          </w:p>
+          <w:p>
+            <w:pPr>
+              <w:pBdr/>
+              <w:spacing/>
+              <w:ind/>
+              <w:rPr/>
+            </w:pPr>
+            <w:r>
+              <w:rPr>
+                <w:rFonts w:ascii="Cambria Math" w:hAnsi="Cambria Math" w:eastAsia="Cambria Math" w:cs="Cambria Math"/>
+                <w:highlight w:val="none"/>
+                <w14:ligatures w14:val="none"/>
+              </w:rPr>
+              <w:t xml:space="preserve">[</w:t>
+            </w:r>
+            <w:r/>
+          </w:p>
+          <w:p>
+            <w:pPr>
+              <w:pBdr/>
+              <w:spacing/>
+              <w:ind/>
+              <w:rPr/>
+            </w:pPr>
+            <w:r>
+              <w:rPr>
+                <w:rFonts w:ascii="Cambria Math" w:hAnsi="Cambria Math" w:eastAsia="Cambria Math" w:cs="Cambria Math"/>
+                <w:highlight w:val="none"/>
+                <w14:ligatures w14:val="none"/>
+              </w:rPr>
+              <w:t xml:space="preserve">\alpha_3 = \frac{1,22 \lambda}{D} = \frac{1,22 \times 0,638}{305} = \frac{0,778 , \text{m}}{305 , \text{m}} = 2,55 \times 10^{-3} , \text{radians}.</w:t>
+            </w:r>
+            <w:r/>
+          </w:p>
+          <w:p>
+            <w:pPr>
+              <w:pBdr/>
+              <w:spacing/>
+              <w:ind/>
+              <w:rPr/>
+            </w:pPr>
+            <w:r>
+              <w:rPr>
+                <w:rFonts w:ascii="Cambria Math" w:hAnsi="Cambria Math" w:eastAsia="Cambria Math" w:cs="Cambria Math"/>
+                <w:highlight w:val="none"/>
+                <w14:ligatures w14:val="none"/>
+              </w:rPr>
+              <w:t xml:space="preserve">]</w:t>
+            </w:r>
+            <w:r/>
+          </w:p>
+          <w:p>
+            <w:pPr>
+              <w:pBdr/>
+              <w:spacing/>
+              <w:ind/>
+              <w:rPr/>
+            </w:pPr>
+            <w:r>
+              <w:rPr>
+                <w:rFonts w:ascii="Cambria Math" w:hAnsi="Cambria Math" w:eastAsia="Cambria Math" w:cs="Cambria Math"/>
+                <w:highlight w:val="none"/>
+                <w14:ligatures w14:val="none"/>
+              </w:rPr>
+            </w:r>
+            <w:r/>
+          </w:p>
+          <w:p>
+            <w:pPr>
+              <w:pBdr/>
+              <w:spacing/>
+              <w:ind/>
+              <w:rPr/>
+            </w:pPr>
+            <w:r>
+              <w:rPr>
+                <w:rFonts w:ascii="Cambria Math" w:hAnsi="Cambria Math" w:eastAsia="Cambria Math" w:cs="Cambria Math"/>
+                <w:highlight w:val="none"/>
+                <w14:ligatures w14:val="none"/>
+              </w:rPr>
+              <w:t xml:space="preserve">Donc, la limite de résolution du radiotélescope d'Arecibo est :</w:t>
+            </w:r>
+            <w:r/>
+          </w:p>
+          <w:p>
+            <w:pPr>
+              <w:pBdr/>
+              <w:spacing/>
+              <w:ind/>
+              <w:rPr/>
+            </w:pPr>
+            <w:r>
+              <w:rPr>
+                <w:rFonts w:ascii="Cambria Math" w:hAnsi="Cambria Math" w:eastAsia="Cambria Math" w:cs="Cambria Math"/>
+                <w:highlight w:val="none"/>
+                <w14:ligatures w14:val="none"/>
+              </w:rPr>
+            </w:r>
+            <w:r/>
+          </w:p>
+          <w:p>
+            <w:pPr>
+              <w:pBdr/>
+              <w:spacing/>
+              <w:ind/>
+              <w:rPr/>
+            </w:pPr>
+            <w:r>
+              <w:rPr>
+                <w:rFonts w:ascii="Cambria Math" w:hAnsi="Cambria Math" w:eastAsia="Cambria Math" w:cs="Cambria Math"/>
+                <w:highlight w:val="none"/>
+                <w14:ligatures w14:val="none"/>
+              </w:rPr>
+              <w:t xml:space="preserve">[</w:t>
+            </w:r>
+            <w:r/>
+          </w:p>
+          <w:p>
+            <w:pPr>
+              <w:pBdr/>
+              <w:spacing/>
+              <w:ind/>
+              <w:rPr/>
+            </w:pPr>
+            <w:r>
+              <w:rPr>
+                <w:rFonts w:ascii="Cambria Math" w:hAnsi="Cambria Math" w:eastAsia="Cambria Math" w:cs="Cambria Math"/>
+                <w:highlight w:val="none"/>
+                <w14:ligatures w14:val="none"/>
+              </w:rPr>
+              <w:t xml:space="preserve">\alpha_3 \approx 2,55 , \text{milli-radians} = 2,55 , \text{mrad}.</w:t>
+            </w:r>
+            <w:r/>
+          </w:p>
+          <w:p>
+            <w:pPr>
+              <w:pBdr/>
+              <w:spacing/>
+              <w:ind/>
+              <w:rPr/>
+            </w:pPr>
+            <w:r>
+              <w:rPr>
+                <w:rFonts w:ascii="Cambria Math" w:hAnsi="Cambria Math" w:eastAsia="Cambria Math" w:cs="Cambria Math"/>
+                <w:highlight w:val="none"/>
+                <w14:ligatures w14:val="none"/>
+              </w:rPr>
+              <w:t xml:space="preserve">]</w:t>
+            </w:r>
+            <w:r/>
+          </w:p>
+          <w:p>
+            <w:pPr>
+              <w:pBdr/>
+              <w:spacing/>
+              <w:ind/>
+              <w:rPr/>
+            </w:pPr>
+            <w:r>
+              <w:rPr>
+                <w:rFonts w:ascii="Cambria Math" w:hAnsi="Cambria Math" w:eastAsia="Cambria Math" w:cs="Cambria Math"/>
+                <w:highlight w:val="none"/>
+                <w14:ligatures w14:val="none"/>
+              </w:rPr>
+            </w:r>
+            <w:r/>
+          </w:p>
+          <w:p>
+            <w:pPr>
+              <w:pBdr/>
+              <w:spacing/>
+              <w:ind/>
+              <w:rPr/>
+            </w:pPr>
+            <w:r>
+              <w:rPr>
+                <w:rFonts w:ascii="Cambria Math" w:hAnsi="Cambria Math" w:eastAsia="Cambria Math" w:cs="Cambria Math"/>
+                <w:highlight w:val="none"/>
+                <w14:ligatures w14:val="none"/>
+              </w:rPr>
+              <w:t xml:space="preserve">### Comparaison des limites de résolution</w:t>
+            </w:r>
+            <w:r/>
+          </w:p>
+          <w:p>
+            <w:pPr>
+              <w:pBdr/>
+              <w:spacing/>
+              <w:ind/>
+              <w:rPr/>
+            </w:pPr>
+            <w:r>
+              <w:rPr>
+                <w:rFonts w:ascii="Cambria Math" w:hAnsi="Cambria Math" w:eastAsia="Cambria Math" w:cs="Cambria Math"/>
+                <w:highlight w:val="none"/>
+                <w14:ligatures w14:val="none"/>
+              </w:rPr>
+            </w:r>
+            <w:r/>
+          </w:p>
+          <w:p>
+            <w:pPr>
+              <w:pBdr/>
+              <w:spacing/>
+              <w:ind/>
+              <w:rPr/>
+            </w:pPr>
+            <w:r>
+              <w:rPr>
+                <w:rFonts w:ascii="Cambria Math" w:hAnsi="Cambria Math" w:eastAsia="Cambria Math" w:cs="Cambria Math"/>
+                <w:highlight w:val="none"/>
+                <w14:ligatures w14:val="none"/>
+              </w:rPr>
+              <w:t xml:space="preserve">1. **Limite de résolution de l'œil humain** : (\alpha_1 \approx 0,293 , \text{mrad}),</w:t>
+            </w:r>
+            <w:r/>
+          </w:p>
+          <w:p>
+            <w:pPr>
+              <w:pBdr/>
+              <w:spacing/>
+              <w:ind/>
+              <w:rPr/>
+            </w:pPr>
+            <w:r>
+              <w:rPr>
+                <w:rFonts w:ascii="Cambria Math" w:hAnsi="Cambria Math" w:eastAsia="Cambria Math" w:cs="Cambria Math"/>
+                <w:highlight w:val="none"/>
+                <w14:ligatures w14:val="none"/>
+              </w:rPr>
+              <w:t xml:space="preserve">2. **Limite de résolution du télescope du Mont Palomar** : (\alpha_2 \approx 0,126 , \text{mrad}),</w:t>
+            </w:r>
+            <w:r/>
+          </w:p>
+          <w:p>
+            <w:pPr>
+              <w:pBdr/>
+              <w:spacing/>
+              <w:ind/>
+              <w:rPr/>
+            </w:pPr>
+            <w:r>
+              <w:rPr>
+                <w:rFonts w:ascii="Cambria Math" w:hAnsi="Cambria Math" w:eastAsia="Cambria Math" w:cs="Cambria Math"/>
+                <w:highlight w:val="none"/>
+                <w14:ligatures w14:val="none"/>
+              </w:rPr>
+              <w:t xml:space="preserve">3. **Limite de résolution du radiotélescope d'Arecibo** : (\alpha_3 \approx 2,55 , \text{mrad}).</w:t>
+            </w:r>
+            <w:r/>
+          </w:p>
+          <w:p>
+            <w:pPr>
+              <w:pBdr/>
+              <w:spacing/>
+              <w:ind/>
+              <w:rPr/>
+            </w:pPr>
+            <w:r>
+              <w:rPr>
+                <w:rFonts w:ascii="Cambria Math" w:hAnsi="Cambria Math" w:eastAsia="Cambria Math" w:cs="Cambria Math"/>
+                <w:highlight w:val="none"/>
+                <w14:ligatures w14:val="none"/>
+              </w:rPr>
+            </w:r>
+            <w:r/>
+          </w:p>
+          <w:p>
+            <w:pPr>
+              <w:pBdr/>
+              <w:spacing/>
+              <w:ind/>
+              <w:rPr/>
+            </w:pPr>
+            <w:r>
+              <w:rPr>
+                <w:rFonts w:ascii="Cambria Math" w:hAnsi="Cambria Math" w:eastAsia="Cambria Math" w:cs="Cambria Math"/>
+                <w:highlight w:val="none"/>
+                <w14:ligatures w14:val="none"/>
+              </w:rPr>
+              <w:t xml:space="preserve">### Conclusion :</w:t>
+            </w:r>
+            <w:r/>
+          </w:p>
+          <w:p>
+            <w:pPr>
+              <w:pBdr/>
+              <w:spacing/>
+              <w:ind/>
+              <w:rPr/>
+            </w:pPr>
+            <w:r>
+              <w:rPr>
+                <w:rFonts w:ascii="Cambria Math" w:hAnsi="Cambria Math" w:eastAsia="Cambria Math" w:cs="Cambria Math"/>
+                <w:highlight w:val="none"/>
+                <w14:ligatures w14:val="none"/>
+              </w:rPr>
+            </w:r>
+            <w:r/>
+          </w:p>
+          <w:p>
+            <w:pPr>
+              <w:pBdr/>
+              <w:spacing/>
+              <w:ind/>
+              <w:rPr/>
+            </w:pPr>
+            <w:r>
+              <w:rPr>
+                <w:rFonts w:ascii="Cambria Math" w:hAnsi="Cambria Math" w:eastAsia="Cambria Math" w:cs="Cambria Math"/>
+                <w:highlight w:val="none"/>
+                <w14:ligatures w14:val="none"/>
+              </w:rPr>
+              <w:t xml:space="preserve">* Le **télescope du Mont Palomar** offre une meilleure limite de résolution que l'œil humain, avec une capacité à discerner des détails plus fins.</w:t>
+            </w:r>
+            <w:r/>
+          </w:p>
+          <w:p>
+            <w:pPr>
+              <w:pBdr/>
+              <w:spacing/>
+              <w:ind/>
+              <w:rPr/>
+            </w:pPr>
+            <w:r>
+              <w:rPr>
+                <w:rFonts w:ascii="Cambria Math" w:hAnsi="Cambria Math" w:eastAsia="Cambria Math" w:cs="Cambria Math"/>
+                <w:highlight w:val="none"/>
+                <w14:ligatures w14:val="none"/>
+              </w:rPr>
+              <w:t xml:space="preserve">* Le **radiotélescope d'Arecibo**, bien que d'un diamètre impressionnant de 305 m, présente une limite de résolution beaucoup plus grande, ce qui est dû à la longueur d'onde beaucoup plus longue des ondes radio (470 MHz) par rapport à la lumière visible. Ce</w:t>
+            </w:r>
+            <w:r>
+              <w:rPr>
+                <w:rFonts w:ascii="Cambria Math" w:hAnsi="Cambria Math" w:eastAsia="Cambria Math" w:cs="Cambria Math"/>
+                <w:highlight w:val="none"/>
+                <w14:ligatures w14:val="none"/>
+              </w:rPr>
+              <w:t xml:space="preserve">la signifie qu'il peut observer des objets à des résolutions moins fines que celles du télescope optique, mais il est capable d'étudier des phénomènes dans un autre domaine du spectre (ondes radio).</w:t>
+            </w:r>
+            <w:r/>
+          </w:p>
+          <w:p>
+            <w:pPr>
+              <w:pBdr/>
+              <w:spacing/>
+              <w:ind/>
+              <w:rPr/>
+            </w:pPr>
+            <w:r>
+              <w:rPr>
+                <w:rFonts w:ascii="Cambria Math" w:hAnsi="Cambria Math" w:eastAsia="Cambria Math" w:cs="Cambria Math"/>
+                <w:highlight w:val="none"/>
+                <w14:ligatures w14:val="none"/>
+              </w:rPr>
+            </w:r>
+            <w:r/>
+          </w:p>
+          <w:p>
+            <w:pPr>
+              <w:pBdr/>
+              <w:spacing/>
+              <w:ind/>
+              <w:rPr>
+                <w:rFonts w:ascii="Cambria Math" w:hAnsi="Cambria Math" w:eastAsia="Cambria Math" w:cs="Cambria Math"/>
+                <w:highlight w:val="none"/>
+                <w14:ligatures w14:val="none"/>
+              </w:rPr>
+            </w:pPr>
+            <w:r>
+              <w:rPr>
+                <w:rFonts w:ascii="Cambria Math" w:hAnsi="Cambria Math" w:eastAsia="Cambria Math" w:cs="Cambria Math"/>
+                <w:highlight w:val="none"/>
+                <w14:ligatures w14:val="none"/>
+              </w:rPr>
+              <w:t xml:space="preserve">La grande différence de la limite de résolution entre l'optique et la radioastronomie vient de la différence de longueur d'onde entre la lumière visible et les ondes radio.</w:t>
+            </w:r>
+            <w:r/>
+            <w:r>
+              <w:rPr>
+                <w:rFonts w:ascii="Cambria Math" w:hAnsi="Cambria Math" w:eastAsia="Cambria Math" w:cs="Cambria Math"/>
+                <w:highlight w:val="none"/>
+                <w14:ligatures w14:val="none"/>
+              </w:rPr>
+            </w:r>
+            <w:r>
+              <w:rPr>
+                <w:rFonts w:ascii="Cambria Math" w:hAnsi="Cambria Math" w:eastAsia="Cambria Math" w:cs="Cambria Math"/>
+                <w:highlight w:val="none"/>
+                <w14:ligatures w14:val="none"/>
+              </w:rPr>
+            </w:r>
+          </w:p>
+        </w:tc>
+      </w:tr>
+    </w:tbl>
     <w:p>
       <w:pPr>
         <w:pBdr/>
@@ -6498,6 +8254,590 @@
       <w:suff w:val="tab"/>
     </w:lvl>
   </w:abstractNum>
+  <w:abstractNum w:abstractNumId="9">
+    <w:lvl w:ilvl="0">
+      <w:isLgl w:val="false"/>
+      <w:lvlJc w:val="left"/>
+      <w:lvlText w:val="%1."/>
+      <w:numFmt w:val="decimal"/>
+      <w:pPr>
+        <w:pBdr/>
+        <w:spacing/>
+        <w:ind w:hanging="360" w:left="709"/>
+      </w:pPr>
+      <w:rPr/>
+      <w:start w:val="1"/>
+      <w:suff w:val="tab"/>
+    </w:lvl>
+    <w:lvl w:ilvl="1">
+      <w:isLgl w:val="false"/>
+      <w:lvlJc w:val="left"/>
+      <w:lvlText w:val="%2."/>
+      <w:numFmt w:val="lowerLetter"/>
+      <w:pPr>
+        <w:pBdr/>
+        <w:spacing/>
+        <w:ind w:hanging="360" w:left="1429"/>
+      </w:pPr>
+      <w:rPr/>
+      <w:start w:val="1"/>
+      <w:suff w:val="tab"/>
+    </w:lvl>
+    <w:lvl w:ilvl="2">
+      <w:isLgl w:val="false"/>
+      <w:lvlJc w:val="right"/>
+      <w:lvlText w:val="%3."/>
+      <w:numFmt w:val="lowerRoman"/>
+      <w:pPr>
+        <w:pBdr/>
+        <w:spacing/>
+        <w:ind w:hanging="180" w:left="2149"/>
+      </w:pPr>
+      <w:rPr/>
+      <w:start w:val="1"/>
+      <w:suff w:val="tab"/>
+    </w:lvl>
+    <w:lvl w:ilvl="3">
+      <w:isLgl w:val="false"/>
+      <w:lvlJc w:val="left"/>
+      <w:lvlText w:val="%4."/>
+      <w:numFmt w:val="decimal"/>
+      <w:pPr>
+        <w:pBdr/>
+        <w:spacing/>
+        <w:ind w:hanging="360" w:left="2869"/>
+      </w:pPr>
+      <w:rPr/>
+      <w:start w:val="1"/>
+      <w:suff w:val="tab"/>
+    </w:lvl>
+    <w:lvl w:ilvl="4">
+      <w:isLgl w:val="false"/>
+      <w:lvlJc w:val="left"/>
+      <w:lvlText w:val="%5."/>
+      <w:numFmt w:val="lowerLetter"/>
+      <w:pPr>
+        <w:pBdr/>
+        <w:spacing/>
+        <w:ind w:hanging="360" w:left="3589"/>
+      </w:pPr>
+      <w:rPr/>
+      <w:start w:val="1"/>
+      <w:suff w:val="tab"/>
+    </w:lvl>
+    <w:lvl w:ilvl="5">
+      <w:isLgl w:val="false"/>
+      <w:lvlJc w:val="right"/>
+      <w:lvlText w:val="%6."/>
+      <w:numFmt w:val="lowerRoman"/>
+      <w:pPr>
+        <w:pBdr/>
+        <w:spacing/>
+        <w:ind w:hanging="180" w:left="4309"/>
+      </w:pPr>
+      <w:rPr/>
+      <w:start w:val="1"/>
+      <w:suff w:val="tab"/>
+    </w:lvl>
+    <w:lvl w:ilvl="6">
+      <w:isLgl w:val="false"/>
+      <w:lvlJc w:val="left"/>
+      <w:lvlText w:val="%7."/>
+      <w:numFmt w:val="decimal"/>
+      <w:pPr>
+        <w:pBdr/>
+        <w:spacing/>
+        <w:ind w:hanging="360" w:left="5029"/>
+      </w:pPr>
+      <w:rPr/>
+      <w:start w:val="1"/>
+      <w:suff w:val="tab"/>
+    </w:lvl>
+    <w:lvl w:ilvl="7">
+      <w:isLgl w:val="false"/>
+      <w:lvlJc w:val="left"/>
+      <w:lvlText w:val="%8."/>
+      <w:numFmt w:val="lowerLetter"/>
+      <w:pPr>
+        <w:pBdr/>
+        <w:spacing/>
+        <w:ind w:hanging="360" w:left="5749"/>
+      </w:pPr>
+      <w:rPr/>
+      <w:start w:val="1"/>
+      <w:suff w:val="tab"/>
+    </w:lvl>
+    <w:lvl w:ilvl="8">
+      <w:isLgl w:val="false"/>
+      <w:lvlJc w:val="right"/>
+      <w:lvlText w:val="%9."/>
+      <w:numFmt w:val="lowerRoman"/>
+      <w:pPr>
+        <w:pBdr/>
+        <w:spacing/>
+        <w:ind w:hanging="180" w:left="6469"/>
+      </w:pPr>
+      <w:rPr/>
+      <w:start w:val="1"/>
+      <w:suff w:val="tab"/>
+    </w:lvl>
+  </w:abstractNum>
+  <w:abstractNum w:abstractNumId="10">
+    <w:lvl w:ilvl="0">
+      <w:isLgl w:val="false"/>
+      <w:lvlJc w:val="left"/>
+      <w:lvlText w:val="·"/>
+      <w:numFmt w:val="bullet"/>
+      <w:pPr>
+        <w:pBdr/>
+        <w:spacing/>
+        <w:ind w:hanging="360" w:left="709"/>
+      </w:pPr>
+      <w:rPr>
+        <w:rFonts w:hint="default" w:ascii="Symbol" w:hAnsi="Symbol" w:eastAsia="Symbol" w:cs="Symbol"/>
+        <w:color w:val="000000"/>
+        <w:sz w:val="24"/>
+      </w:rPr>
+      <w:start w:val="1"/>
+      <w:suff w:val="tab"/>
+    </w:lvl>
+    <w:lvl w:ilvl="1">
+      <w:isLgl w:val="false"/>
+      <w:lvlJc w:val="left"/>
+      <w:lvlText w:val="·"/>
+      <w:numFmt w:val="bullet"/>
+      <w:pPr>
+        <w:pBdr/>
+        <w:spacing/>
+        <w:ind w:hanging="360" w:left="1429"/>
+      </w:pPr>
+      <w:rPr>
+        <w:rFonts w:hint="default" w:ascii="Symbol" w:hAnsi="Symbol" w:eastAsia="Symbol" w:cs="Symbol"/>
+        <w:color w:val="000000"/>
+        <w:sz w:val="24"/>
+      </w:rPr>
+      <w:start w:val="1"/>
+      <w:suff w:val="tab"/>
+    </w:lvl>
+    <w:lvl w:ilvl="2">
+      <w:isLgl w:val="false"/>
+      <w:lvlJc w:val="left"/>
+      <w:lvlText w:val="·"/>
+      <w:numFmt w:val="bullet"/>
+      <w:pPr>
+        <w:pBdr/>
+        <w:spacing/>
+        <w:ind w:hanging="360" w:left="2149"/>
+      </w:pPr>
+      <w:rPr>
+        <w:rFonts w:hint="default" w:ascii="Symbol" w:hAnsi="Symbol" w:eastAsia="Symbol" w:cs="Symbol"/>
+        <w:color w:val="000000"/>
+        <w:sz w:val="24"/>
+      </w:rPr>
+      <w:start w:val="1"/>
+      <w:suff w:val="tab"/>
+    </w:lvl>
+    <w:lvl w:ilvl="3">
+      <w:isLgl w:val="false"/>
+      <w:lvlJc w:val="left"/>
+      <w:lvlText w:val="·"/>
+      <w:numFmt w:val="bullet"/>
+      <w:pPr>
+        <w:pBdr/>
+        <w:spacing/>
+        <w:ind w:hanging="360" w:left="2869"/>
+      </w:pPr>
+      <w:rPr>
+        <w:rFonts w:hint="default" w:ascii="Symbol" w:hAnsi="Symbol" w:eastAsia="Symbol" w:cs="Symbol"/>
+        <w:color w:val="000000"/>
+        <w:sz w:val="24"/>
+      </w:rPr>
+      <w:start w:val="1"/>
+      <w:suff w:val="tab"/>
+    </w:lvl>
+    <w:lvl w:ilvl="4">
+      <w:isLgl w:val="false"/>
+      <w:lvlJc w:val="left"/>
+      <w:lvlText w:val="·"/>
+      <w:numFmt w:val="bullet"/>
+      <w:pPr>
+        <w:pBdr/>
+        <w:spacing/>
+        <w:ind w:hanging="360" w:left="3589"/>
+      </w:pPr>
+      <w:rPr>
+        <w:rFonts w:hint="default" w:ascii="Symbol" w:hAnsi="Symbol" w:eastAsia="Symbol" w:cs="Symbol"/>
+        <w:color w:val="000000"/>
+        <w:sz w:val="24"/>
+      </w:rPr>
+      <w:start w:val="1"/>
+      <w:suff w:val="tab"/>
+    </w:lvl>
+    <w:lvl w:ilvl="5">
+      <w:isLgl w:val="false"/>
+      <w:lvlJc w:val="left"/>
+      <w:lvlText w:val="·"/>
+      <w:numFmt w:val="bullet"/>
+      <w:pPr>
+        <w:pBdr/>
+        <w:spacing/>
+        <w:ind w:hanging="360" w:left="4309"/>
+      </w:pPr>
+      <w:rPr>
+        <w:rFonts w:hint="default" w:ascii="Symbol" w:hAnsi="Symbol" w:eastAsia="Symbol" w:cs="Symbol"/>
+        <w:color w:val="000000"/>
+        <w:sz w:val="24"/>
+      </w:rPr>
+      <w:start w:val="1"/>
+      <w:suff w:val="tab"/>
+    </w:lvl>
+    <w:lvl w:ilvl="6">
+      <w:isLgl w:val="false"/>
+      <w:lvlJc w:val="left"/>
+      <w:lvlText w:val="·"/>
+      <w:numFmt w:val="bullet"/>
+      <w:pPr>
+        <w:pBdr/>
+        <w:spacing/>
+        <w:ind w:hanging="360" w:left="5029"/>
+      </w:pPr>
+      <w:rPr>
+        <w:rFonts w:hint="default" w:ascii="Symbol" w:hAnsi="Symbol" w:eastAsia="Symbol" w:cs="Symbol"/>
+        <w:color w:val="000000"/>
+        <w:sz w:val="24"/>
+      </w:rPr>
+      <w:start w:val="1"/>
+      <w:suff w:val="tab"/>
+    </w:lvl>
+    <w:lvl w:ilvl="7">
+      <w:isLgl w:val="false"/>
+      <w:lvlJc w:val="left"/>
+      <w:lvlText w:val="·"/>
+      <w:numFmt w:val="bullet"/>
+      <w:pPr>
+        <w:pBdr/>
+        <w:spacing/>
+        <w:ind w:hanging="360" w:left="5749"/>
+      </w:pPr>
+      <w:rPr>
+        <w:rFonts w:hint="default" w:ascii="Symbol" w:hAnsi="Symbol" w:eastAsia="Symbol" w:cs="Symbol"/>
+        <w:color w:val="000000"/>
+        <w:sz w:val="24"/>
+      </w:rPr>
+      <w:start w:val="1"/>
+      <w:suff w:val="tab"/>
+    </w:lvl>
+    <w:lvl w:ilvl="8">
+      <w:isLgl w:val="false"/>
+      <w:lvlJc w:val="left"/>
+      <w:lvlText w:val="·"/>
+      <w:numFmt w:val="bullet"/>
+      <w:pPr>
+        <w:pBdr/>
+        <w:spacing/>
+        <w:ind w:hanging="360" w:left="6469"/>
+      </w:pPr>
+      <w:rPr>
+        <w:rFonts w:hint="default" w:ascii="Symbol" w:hAnsi="Symbol" w:eastAsia="Symbol" w:cs="Symbol"/>
+        <w:color w:val="000000"/>
+        <w:sz w:val="24"/>
+      </w:rPr>
+      <w:start w:val="1"/>
+      <w:suff w:val="tab"/>
+    </w:lvl>
+  </w:abstractNum>
+  <w:abstractNum w:abstractNumId="11">
+    <w:lvl w:ilvl="0">
+      <w:isLgl w:val="false"/>
+      <w:lvlJc w:val="left"/>
+      <w:lvlText w:val="·"/>
+      <w:numFmt w:val="bullet"/>
+      <w:pPr>
+        <w:pBdr/>
+        <w:spacing/>
+        <w:ind w:hanging="360" w:left="709"/>
+      </w:pPr>
+      <w:rPr>
+        <w:rFonts w:hint="default" w:ascii="Symbol" w:hAnsi="Symbol" w:eastAsia="Symbol" w:cs="Symbol"/>
+        <w:color w:val="000000"/>
+        <w:sz w:val="24"/>
+      </w:rPr>
+      <w:start w:val="1"/>
+      <w:suff w:val="tab"/>
+    </w:lvl>
+    <w:lvl w:ilvl="1">
+      <w:isLgl w:val="false"/>
+      <w:lvlJc w:val="left"/>
+      <w:lvlText w:val="·"/>
+      <w:numFmt w:val="bullet"/>
+      <w:pPr>
+        <w:pBdr/>
+        <w:spacing/>
+        <w:ind w:hanging="360" w:left="1429"/>
+      </w:pPr>
+      <w:rPr>
+        <w:rFonts w:hint="default" w:ascii="Symbol" w:hAnsi="Symbol" w:eastAsia="Symbol" w:cs="Symbol"/>
+        <w:color w:val="000000"/>
+        <w:sz w:val="24"/>
+      </w:rPr>
+      <w:start w:val="1"/>
+      <w:suff w:val="tab"/>
+    </w:lvl>
+    <w:lvl w:ilvl="2">
+      <w:isLgl w:val="false"/>
+      <w:lvlJc w:val="left"/>
+      <w:lvlText w:val="·"/>
+      <w:numFmt w:val="bullet"/>
+      <w:pPr>
+        <w:pBdr/>
+        <w:spacing/>
+        <w:ind w:hanging="360" w:left="2149"/>
+      </w:pPr>
+      <w:rPr>
+        <w:rFonts w:hint="default" w:ascii="Symbol" w:hAnsi="Symbol" w:eastAsia="Symbol" w:cs="Symbol"/>
+        <w:color w:val="000000"/>
+        <w:sz w:val="24"/>
+      </w:rPr>
+      <w:start w:val="1"/>
+      <w:suff w:val="tab"/>
+    </w:lvl>
+    <w:lvl w:ilvl="3">
+      <w:isLgl w:val="false"/>
+      <w:lvlJc w:val="left"/>
+      <w:lvlText w:val="·"/>
+      <w:numFmt w:val="bullet"/>
+      <w:pPr>
+        <w:pBdr/>
+        <w:spacing/>
+        <w:ind w:hanging="360" w:left="2869"/>
+      </w:pPr>
+      <w:rPr>
+        <w:rFonts w:hint="default" w:ascii="Symbol" w:hAnsi="Symbol" w:eastAsia="Symbol" w:cs="Symbol"/>
+        <w:color w:val="000000"/>
+        <w:sz w:val="24"/>
+      </w:rPr>
+      <w:start w:val="1"/>
+      <w:suff w:val="tab"/>
+    </w:lvl>
+    <w:lvl w:ilvl="4">
+      <w:isLgl w:val="false"/>
+      <w:lvlJc w:val="left"/>
+      <w:lvlText w:val="·"/>
+      <w:numFmt w:val="bullet"/>
+      <w:pPr>
+        <w:pBdr/>
+        <w:spacing/>
+        <w:ind w:hanging="360" w:left="3589"/>
+      </w:pPr>
+      <w:rPr>
+        <w:rFonts w:hint="default" w:ascii="Symbol" w:hAnsi="Symbol" w:eastAsia="Symbol" w:cs="Symbol"/>
+        <w:color w:val="000000"/>
+        <w:sz w:val="24"/>
+      </w:rPr>
+      <w:start w:val="1"/>
+      <w:suff w:val="tab"/>
+    </w:lvl>
+    <w:lvl w:ilvl="5">
+      <w:isLgl w:val="false"/>
+      <w:lvlJc w:val="left"/>
+      <w:lvlText w:val="·"/>
+      <w:numFmt w:val="bullet"/>
+      <w:pPr>
+        <w:pBdr/>
+        <w:spacing/>
+        <w:ind w:hanging="360" w:left="4309"/>
+      </w:pPr>
+      <w:rPr>
+        <w:rFonts w:hint="default" w:ascii="Symbol" w:hAnsi="Symbol" w:eastAsia="Symbol" w:cs="Symbol"/>
+        <w:color w:val="000000"/>
+        <w:sz w:val="24"/>
+      </w:rPr>
+      <w:start w:val="1"/>
+      <w:suff w:val="tab"/>
+    </w:lvl>
+    <w:lvl w:ilvl="6">
+      <w:isLgl w:val="false"/>
+      <w:lvlJc w:val="left"/>
+      <w:lvlText w:val="·"/>
+      <w:numFmt w:val="bullet"/>
+      <w:pPr>
+        <w:pBdr/>
+        <w:spacing/>
+        <w:ind w:hanging="360" w:left="5029"/>
+      </w:pPr>
+      <w:rPr>
+        <w:rFonts w:hint="default" w:ascii="Symbol" w:hAnsi="Symbol" w:eastAsia="Symbol" w:cs="Symbol"/>
+        <w:color w:val="000000"/>
+        <w:sz w:val="24"/>
+      </w:rPr>
+      <w:start w:val="1"/>
+      <w:suff w:val="tab"/>
+    </w:lvl>
+    <w:lvl w:ilvl="7">
+      <w:isLgl w:val="false"/>
+      <w:lvlJc w:val="left"/>
+      <w:lvlText w:val="·"/>
+      <w:numFmt w:val="bullet"/>
+      <w:pPr>
+        <w:pBdr/>
+        <w:spacing/>
+        <w:ind w:hanging="360" w:left="5749"/>
+      </w:pPr>
+      <w:rPr>
+        <w:rFonts w:hint="default" w:ascii="Symbol" w:hAnsi="Symbol" w:eastAsia="Symbol" w:cs="Symbol"/>
+        <w:color w:val="000000"/>
+        <w:sz w:val="24"/>
+      </w:rPr>
+      <w:start w:val="1"/>
+      <w:suff w:val="tab"/>
+    </w:lvl>
+    <w:lvl w:ilvl="8">
+      <w:isLgl w:val="false"/>
+      <w:lvlJc w:val="left"/>
+      <w:lvlText w:val="·"/>
+      <w:numFmt w:val="bullet"/>
+      <w:pPr>
+        <w:pBdr/>
+        <w:spacing/>
+        <w:ind w:hanging="360" w:left="6469"/>
+      </w:pPr>
+      <w:rPr>
+        <w:rFonts w:hint="default" w:ascii="Symbol" w:hAnsi="Symbol" w:eastAsia="Symbol" w:cs="Symbol"/>
+        <w:color w:val="000000"/>
+        <w:sz w:val="24"/>
+      </w:rPr>
+      <w:start w:val="1"/>
+      <w:suff w:val="tab"/>
+    </w:lvl>
+  </w:abstractNum>
+  <w:abstractNum w:abstractNumId="12">
+    <w:lvl w:ilvl="0">
+      <w:isLgl w:val="false"/>
+      <w:lvlJc w:val="left"/>
+      <w:lvlText w:val="%1."/>
+      <w:numFmt w:val="decimal"/>
+      <w:pPr>
+        <w:pBdr/>
+        <w:spacing/>
+        <w:ind w:hanging="360" w:left="709"/>
+      </w:pPr>
+      <w:rPr/>
+      <w:start w:val="1"/>
+      <w:suff w:val="tab"/>
+    </w:lvl>
+    <w:lvl w:ilvl="1">
+      <w:isLgl w:val="false"/>
+      <w:lvlJc w:val="left"/>
+      <w:lvlText w:val="%2."/>
+      <w:numFmt w:val="lowerLetter"/>
+      <w:pPr>
+        <w:pBdr/>
+        <w:spacing/>
+        <w:ind w:hanging="360" w:left="1429"/>
+      </w:pPr>
+      <w:rPr/>
+      <w:start w:val="1"/>
+      <w:suff w:val="tab"/>
+    </w:lvl>
+    <w:lvl w:ilvl="2">
+      <w:isLgl w:val="false"/>
+      <w:lvlJc w:val="right"/>
+      <w:lvlText w:val="%3."/>
+      <w:numFmt w:val="lowerRoman"/>
+      <w:pPr>
+        <w:pBdr/>
+        <w:spacing/>
+        <w:ind w:hanging="180" w:left="2149"/>
+      </w:pPr>
+      <w:rPr/>
+      <w:start w:val="1"/>
+      <w:suff w:val="tab"/>
+    </w:lvl>
+    <w:lvl w:ilvl="3">
+      <w:isLgl w:val="false"/>
+      <w:lvlJc w:val="left"/>
+      <w:lvlText w:val="%4."/>
+      <w:numFmt w:val="decimal"/>
+      <w:pPr>
+        <w:pBdr/>
+        <w:spacing/>
+        <w:ind w:hanging="360" w:left="2869"/>
+      </w:pPr>
+      <w:rPr/>
+      <w:start w:val="1"/>
+      <w:suff w:val="tab"/>
+    </w:lvl>
+    <w:lvl w:ilvl="4">
+      <w:isLgl w:val="false"/>
+      <w:lvlJc w:val="left"/>
+      <w:lvlText w:val="%5."/>
+      <w:numFmt w:val="lowerLetter"/>
+      <w:pPr>
+        <w:pBdr/>
+        <w:spacing/>
+        <w:ind w:hanging="360" w:left="3589"/>
+      </w:pPr>
+      <w:rPr/>
+      <w:start w:val="1"/>
+      <w:suff w:val="tab"/>
+    </w:lvl>
+    <w:lvl w:ilvl="5">
+      <w:isLgl w:val="false"/>
+      <w:lvlJc w:val="right"/>
+      <w:lvlText w:val="%6."/>
+      <w:numFmt w:val="lowerRoman"/>
+      <w:pPr>
+        <w:pBdr/>
+        <w:spacing/>
+        <w:ind w:hanging="180" w:left="4309"/>
+      </w:pPr>
+      <w:rPr/>
+      <w:start w:val="1"/>
+      <w:suff w:val="tab"/>
+    </w:lvl>
+    <w:lvl w:ilvl="6">
+      <w:isLgl w:val="false"/>
+      <w:lvlJc w:val="left"/>
+      <w:lvlText w:val="%7."/>
+      <w:numFmt w:val="decimal"/>
+      <w:pPr>
+        <w:pBdr/>
+        <w:spacing/>
+        <w:ind w:hanging="360" w:left="5029"/>
+      </w:pPr>
+      <w:rPr/>
+      <w:start w:val="1"/>
+      <w:suff w:val="tab"/>
+    </w:lvl>
+    <w:lvl w:ilvl="7">
+      <w:isLgl w:val="false"/>
+      <w:lvlJc w:val="left"/>
+      <w:lvlText w:val="%8."/>
+      <w:numFmt w:val="lowerLetter"/>
+      <w:pPr>
+        <w:pBdr/>
+        <w:spacing/>
+        <w:ind w:hanging="360" w:left="5749"/>
+      </w:pPr>
+      <w:rPr/>
+      <w:start w:val="1"/>
+      <w:suff w:val="tab"/>
+    </w:lvl>
+    <w:lvl w:ilvl="8">
+      <w:isLgl w:val="false"/>
+      <w:lvlJc w:val="right"/>
+      <w:lvlText w:val="%9."/>
+      <w:numFmt w:val="lowerRoman"/>
+      <w:pPr>
+        <w:pBdr/>
+        <w:spacing/>
+        <w:ind w:hanging="180" w:left="6469"/>
+      </w:pPr>
+      <w:rPr/>
+      <w:start w:val="1"/>
+      <w:suff w:val="tab"/>
+    </w:lvl>
+  </w:abstractNum>
   <w:num w:numId="1">
     <w:abstractNumId w:val="0"/>
   </w:num>
@@ -6524,6 +8864,18 @@
   </w:num>
   <w:num w:numId="9">
     <w:abstractNumId w:val="8"/>
+  </w:num>
+  <w:num w:numId="10">
+    <w:abstractNumId w:val="9"/>
+  </w:num>
+  <w:num w:numId="11">
+    <w:abstractNumId w:val="10"/>
+  </w:num>
+  <w:num w:numId="12">
+    <w:abstractNumId w:val="11"/>
+  </w:num>
+  <w:num w:numId="13">
+    <w:abstractNumId w:val="12"/>
   </w:num>
 </w:numbering>
 </file>
